--- a/fuentes/62360026_CF02_DI.docx
+++ b/fuentes/62360026_CF02_DI.docx
@@ -1075,6 +1075,14 @@
           <w:szCs w:val="20"/>
         </w:rPr>
         <w:t xml:space="preserve"> </w:t>
+      </w:r>
+      <w:r>
+        <w:rPr>
+          <w:b/>
+          <w:sz w:val="20"/>
+          <w:szCs w:val="20"/>
+        </w:rPr>
+        <w:t>y requerimientos de exhibición</w:t>
       </w:r>
     </w:p>
     <w:p>
@@ -2773,7 +2781,7 @@
                 <w:szCs w:val="20"/>
               </w:rPr>
               <w:drawing>
-                <wp:anchor distT="0" distB="0" distL="114300" distR="114300" simplePos="0" relativeHeight="251704320" behindDoc="1" locked="0" layoutInCell="1" allowOverlap="1" wp14:anchorId="47183C6E" wp14:editId="0BCD2A2D">
+                <wp:anchor distT="0" distB="0" distL="114300" distR="114300" simplePos="0" relativeHeight="251704320" behindDoc="1" locked="0" layoutInCell="1" allowOverlap="1" wp14:anchorId="47183C6E" wp14:editId="13CFD39D">
                   <wp:simplePos x="0" y="0"/>
                   <wp:positionH relativeFrom="margin">
                     <wp:posOffset>24130</wp:posOffset>
@@ -4033,7 +4041,7 @@
           <w:szCs w:val="20"/>
         </w:rPr>
         <w:drawing>
-          <wp:anchor distT="0" distB="0" distL="114300" distR="114300" simplePos="0" relativeHeight="251698176" behindDoc="0" locked="0" layoutInCell="1" allowOverlap="1" wp14:anchorId="16FC8950" wp14:editId="3320C909">
+          <wp:anchor distT="0" distB="0" distL="114300" distR="114300" simplePos="0" relativeHeight="251698176" behindDoc="0" locked="0" layoutInCell="1" allowOverlap="1" wp14:anchorId="16FC8950" wp14:editId="0F539034">
             <wp:simplePos x="0" y="0"/>
             <wp:positionH relativeFrom="margin">
               <wp:align>left</wp:align>
@@ -6429,9 +6437,9 @@
               </wp:anchor>
             </w:drawing>
           </mc:Choice>
-          <mc:Fallback xmlns:w16cei="http://schemas.microsoft.com/office/word/2026/wordml/cei">
+          <mc:Fallback>
             <w:pict>
-              <v:roundrect w14:anchorId="3E5D82B9" id="Rectángulo: esquinas redondeadas 15" o:spid="_x0000_s1026" style="position:absolute;left:0;text-align:left;margin-left:-4.1pt;margin-top:4.85pt;width:496.75pt;height:42.8pt;z-index:251660288;visibility:visible;mso-wrap-style:square;mso-width-percent:0;mso-wrap-distance-left:9pt;mso-wrap-distance-top:0;mso-wrap-distance-right:9pt;mso-wrap-distance-bottom:0;mso-position-horizontal:absolute;mso-position-horizontal-relative:margin;mso-position-vertical:absolute;mso-position-vertical-relative:text;mso-width-percent:0;mso-width-relative:margin;v-text-anchor:middle" arcsize="10923f" o:gfxdata="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" fillcolor="#9bbb59 [3206]" strokecolor="white [3201]" strokeweight="3pt">
+              <v:roundrect w14:anchorId="3E5D82B9" id="Rectángulo: esquinas redondeadas 15" o:spid="_x0000_s1026" style="position:absolute;left:0;text-align:left;margin-left:-4.1pt;margin-top:4.85pt;width:496.75pt;height:42.8pt;z-index:251660288;visibility:visible;mso-wrap-style:square;mso-width-percent:0;mso-wrap-distance-left:9pt;mso-wrap-distance-top:0;mso-wrap-distance-right:9pt;mso-wrap-distance-bottom:0;mso-position-horizontal:absolute;mso-position-horizontal-relative:margin;mso-position-vertical:absolute;mso-position-vertical-relative:text;mso-width-percent:0;mso-width-relative:margin;v-text-anchor:middle" arcsize="10923f" o:gfxdata="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" fillcolor="#9bbb59 [3206]" strokecolor="white [3201]" strokeweight="3pt">
                 <v:shadow on="t" color="black" opacity="24903f" origin=",.5" offset="0,.55556mm"/>
                 <v:textbox>
                   <w:txbxContent>
@@ -6630,7 +6638,7 @@
           <w:szCs w:val="20"/>
         </w:rPr>
         <w:drawing>
-          <wp:anchor distT="0" distB="0" distL="114300" distR="114300" simplePos="0" relativeHeight="251676672" behindDoc="0" locked="0" layoutInCell="1" allowOverlap="1" wp14:anchorId="363B8AE4" wp14:editId="1DE69CF9">
+          <wp:anchor distT="0" distB="0" distL="114300" distR="114300" simplePos="0" relativeHeight="251676672" behindDoc="0" locked="0" layoutInCell="1" allowOverlap="1" wp14:anchorId="363B8AE4" wp14:editId="04496926">
             <wp:simplePos x="0" y="0"/>
             <wp:positionH relativeFrom="margin">
               <wp:align>left</wp:align>
@@ -8120,7 +8128,7 @@
                 <w:szCs w:val="20"/>
               </w:rPr>
               <w:drawing>
-                <wp:anchor distT="0" distB="0" distL="114300" distR="114300" simplePos="0" relativeHeight="251706368" behindDoc="1" locked="0" layoutInCell="1" allowOverlap="1" wp14:anchorId="1903D4DD" wp14:editId="305C7FA8">
+                <wp:anchor distT="0" distB="0" distL="114300" distR="114300" simplePos="0" relativeHeight="251706368" behindDoc="1" locked="0" layoutInCell="1" allowOverlap="1" wp14:anchorId="1903D4DD" wp14:editId="0F066B27">
                   <wp:simplePos x="0" y="0"/>
                   <wp:positionH relativeFrom="margin">
                     <wp:posOffset>24130</wp:posOffset>
@@ -10918,7 +10926,23 @@
           <w:sz w:val="20"/>
           <w:szCs w:val="20"/>
         </w:rPr>
-        <w:t>La publicidad digital comprende el conjunto de acciones de comunicación desarrolladas mediante medios electrónicos para incrementar la visibilidad de productos, servicios o marcas y dirigir a los usuarios hacia los canales de comercio electrónico. En el contexto del visual marketing, estas acciones complementan la exhibición digital al facilitar el acceso a la oferta comercial y fortalecer la interacción con los diferentes públicos.</w:t>
+        <w:t xml:space="preserve">La publicidad digital comprende el conjunto de acciones de comunicación desarrolladas mediante medios electrónicos para incrementar la visibilidad de productos, servicios o marcas y dirigir a los usuarios hacia los canales de comercio electrónico. En el contexto del </w:t>
+      </w:r>
+      <w:r>
+        <w:rPr>
+          <w:i/>
+          <w:iCs/>
+          <w:sz w:val="20"/>
+          <w:szCs w:val="20"/>
+        </w:rPr>
+        <w:t>visual marketing</w:t>
+      </w:r>
+      <w:r>
+        <w:rPr>
+          <w:sz w:val="20"/>
+          <w:szCs w:val="20"/>
+        </w:rPr>
+        <w:t>, estas acciones complementan la exhibición digital al facilitar el acceso a la oferta comercial y fortalecer la interacción con los diferentes públicos.</w:t>
       </w:r>
     </w:p>
     <w:p>
@@ -11319,7 +11343,7 @@
           <w:szCs w:val="20"/>
         </w:rPr>
         <w:drawing>
-          <wp:anchor distT="0" distB="0" distL="114300" distR="114300" simplePos="0" relativeHeight="251674624" behindDoc="0" locked="0" layoutInCell="1" allowOverlap="1" wp14:anchorId="2A7648A3" wp14:editId="245A1ECE">
+          <wp:anchor distT="0" distB="0" distL="114300" distR="114300" simplePos="0" relativeHeight="251674624" behindDoc="0" locked="0" layoutInCell="1" allowOverlap="1" wp14:anchorId="2A7648A3" wp14:editId="7D4D06AF">
             <wp:simplePos x="0" y="0"/>
             <wp:positionH relativeFrom="margin">
               <wp:align>left</wp:align>
@@ -14840,7 +14864,7 @@
                 <w:szCs w:val="20"/>
               </w:rPr>
               <w:drawing>
-                <wp:anchor distT="0" distB="0" distL="114300" distR="114300" simplePos="0" relativeHeight="251747328" behindDoc="1" locked="0" layoutInCell="1" allowOverlap="1" wp14:anchorId="2A31F51B" wp14:editId="689B2EAA">
+                <wp:anchor distT="0" distB="0" distL="114300" distR="114300" simplePos="0" relativeHeight="251747328" behindDoc="1" locked="0" layoutInCell="1" allowOverlap="1" wp14:anchorId="2A31F51B" wp14:editId="5B16306F">
                   <wp:simplePos x="0" y="0"/>
                   <wp:positionH relativeFrom="margin">
                     <wp:posOffset>24130</wp:posOffset>
@@ -15154,7 +15178,7 @@
           <w:szCs w:val="20"/>
         </w:rPr>
         <w:drawing>
-          <wp:anchor distT="0" distB="0" distL="114300" distR="114300" simplePos="0" relativeHeight="251668480" behindDoc="0" locked="0" layoutInCell="1" allowOverlap="1" wp14:anchorId="2BDC11A1" wp14:editId="671D42DE">
+          <wp:anchor distT="0" distB="0" distL="114300" distR="114300" simplePos="0" relativeHeight="251668480" behindDoc="0" locked="0" layoutInCell="1" allowOverlap="1" wp14:anchorId="2BDC11A1" wp14:editId="29D7E919">
             <wp:simplePos x="0" y="0"/>
             <wp:positionH relativeFrom="margin">
               <wp:align>left</wp:align>
@@ -18883,7 +18907,7 @@
           <w:szCs w:val="20"/>
         </w:rPr>
         <w:drawing>
-          <wp:anchor distT="0" distB="0" distL="114300" distR="114300" simplePos="0" relativeHeight="251765760" behindDoc="0" locked="0" layoutInCell="1" allowOverlap="1" wp14:anchorId="4BB9E541" wp14:editId="2BE0B8C6">
+          <wp:anchor distT="0" distB="0" distL="114300" distR="114300" simplePos="0" relativeHeight="251765760" behindDoc="0" locked="0" layoutInCell="1" allowOverlap="1" wp14:anchorId="4BB9E541" wp14:editId="02E1C1E4">
             <wp:simplePos x="0" y="0"/>
             <wp:positionH relativeFrom="margin">
               <wp:posOffset>0</wp:posOffset>
@@ -19255,14 +19279,9 @@
               </w:rPr>
             </w:pPr>
             <w:r>
-              <w:rPr>
-                <w:noProof/>
-              </w:rPr>
-            </w:r>
-            <w:r>
-              <w:pict w14:anchorId="01617F60">
-                <v:rect id="Horizontal Line 1" o:spid="_x0000_s1033" style="width:498.6pt;height:.05pt;visibility:visible;mso-wrap-style:square;mso-left-percent:-10001;mso-top-percent:-10001;mso-position-horizontal:absolute;mso-position-horizontal-relative:char;mso-position-vertical:absolute;mso-position-vertical-relative:line;mso-left-percent:-10001;mso-top-percent:-10001;v-text-anchor:top" o:gfxdata="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" filled="f">
-                  <o:lock v:ext="edit" rotation="t" aspectratio="t" verticies="t" text="t" shapetype="t"/>
+              <w:pict w14:anchorId="2EAF3A4A">
+                <v:rect id="Horizontal Line 1" o:spid="_x0000_s1033" alt="" style="width:498.6pt;height:.05pt;visibility:visible;mso-wrap-style:square;mso-width-percent:0;mso-height-percent:0;mso-left-percent:-10001;mso-top-percent:-10001;mso-position-horizontal:absolute;mso-position-horizontal-relative:char;mso-position-vertical:absolute;mso-position-vertical-relative:line;mso-width-percent:0;mso-height-percent:0;mso-left-percent:-10001;mso-top-percent:-10001;v-text-anchor:top" filled="f">
+                  <o:lock v:ext="edit" aspectratio="t" verticies="t" text="t" shapetype="t"/>
                   <w10:wrap type="none"/>
                   <w10:anchorlock/>
                 </v:rect>
@@ -19314,14 +19333,9 @@
               </w:rPr>
             </w:pPr>
             <w:r>
-              <w:rPr>
-                <w:noProof/>
-              </w:rPr>
-            </w:r>
-            <w:r>
-              <w:pict w14:anchorId="57A684D8">
-                <v:rect id="Horizontal Line 2" o:spid="_x0000_s1032" style="width:498.6pt;height:.05pt;visibility:visible;mso-wrap-style:square;mso-left-percent:-10001;mso-top-percent:-10001;mso-position-horizontal:absolute;mso-position-horizontal-relative:char;mso-position-vertical:absolute;mso-position-vertical-relative:line;mso-left-percent:-10001;mso-top-percent:-10001;v-text-anchor:top" o:gfxdata="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" filled="f">
-                  <o:lock v:ext="edit" rotation="t" aspectratio="t" verticies="t" text="t" shapetype="t"/>
+              <w:pict w14:anchorId="5921A45B">
+                <v:rect id="Horizontal Line 2" o:spid="_x0000_s1032" alt="" style="width:498.6pt;height:.05pt;visibility:visible;mso-wrap-style:square;mso-width-percent:0;mso-height-percent:0;mso-left-percent:-10001;mso-top-percent:-10001;mso-position-horizontal:absolute;mso-position-horizontal-relative:char;mso-position-vertical:absolute;mso-position-vertical-relative:line;mso-width-percent:0;mso-height-percent:0;mso-left-percent:-10001;mso-top-percent:-10001;v-text-anchor:top" filled="f">
+                  <o:lock v:ext="edit" aspectratio="t" verticies="t" text="t" shapetype="t"/>
                   <w10:wrap type="none"/>
                   <w10:anchorlock/>
                 </v:rect>
@@ -19362,14 +19376,9 @@
               </w:rPr>
             </w:pPr>
             <w:r>
-              <w:rPr>
-                <w:noProof/>
-              </w:rPr>
-            </w:r>
-            <w:r>
-              <w:pict w14:anchorId="1777DDCE">
-                <v:rect id="Horizontal Line 3" o:spid="_x0000_s1031" style="width:498.6pt;height:.05pt;visibility:visible;mso-wrap-style:square;mso-left-percent:-10001;mso-top-percent:-10001;mso-position-horizontal:absolute;mso-position-horizontal-relative:char;mso-position-vertical:absolute;mso-position-vertical-relative:line;mso-left-percent:-10001;mso-top-percent:-10001;v-text-anchor:top" o:gfxdata="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" filled="f">
-                  <o:lock v:ext="edit" rotation="t" aspectratio="t" verticies="t" text="t" shapetype="t"/>
+              <w:pict w14:anchorId="0317D97F">
+                <v:rect id="Horizontal Line 3" o:spid="_x0000_s1031" alt="" style="width:498.6pt;height:.05pt;visibility:visible;mso-wrap-style:square;mso-width-percent:0;mso-height-percent:0;mso-left-percent:-10001;mso-top-percent:-10001;mso-position-horizontal:absolute;mso-position-horizontal-relative:char;mso-position-vertical:absolute;mso-position-vertical-relative:line;mso-width-percent:0;mso-height-percent:0;mso-left-percent:-10001;mso-top-percent:-10001;v-text-anchor:top" filled="f">
+                  <o:lock v:ext="edit" aspectratio="t" verticies="t" text="t" shapetype="t"/>
                   <w10:wrap type="none"/>
                   <w10:anchorlock/>
                 </v:rect>
@@ -19457,7 +19466,7 @@
           <w:szCs w:val="20"/>
         </w:rPr>
         <w:drawing>
-          <wp:anchor distT="0" distB="0" distL="114300" distR="114300" simplePos="0" relativeHeight="251666432" behindDoc="0" locked="0" layoutInCell="1" allowOverlap="1" wp14:anchorId="039E3E68" wp14:editId="1852645B">
+          <wp:anchor distT="0" distB="0" distL="114300" distR="114300" simplePos="0" relativeHeight="251666432" behindDoc="0" locked="0" layoutInCell="1" allowOverlap="1" wp14:anchorId="039E3E68" wp14:editId="19AC5266">
             <wp:simplePos x="0" y="0"/>
             <wp:positionH relativeFrom="margin">
               <wp:align>left</wp:align>
@@ -19638,7 +19647,6 @@
           <w:sz w:val="20"/>
           <w:szCs w:val="20"/>
         </w:rPr>
-        <w:lastRenderedPageBreak/>
         <w:t>6.5 Propuesta de exhibición</w:t>
       </w:r>
     </w:p>
@@ -21526,14 +21534,9 @@
               </w:rPr>
             </w:pPr>
             <w:r>
-              <w:rPr>
-                <w:noProof/>
-              </w:rPr>
-            </w:r>
-            <w:r>
-              <w:pict w14:anchorId="677F5D1D">
-                <v:rect id="Horizontal Line 4" o:spid="_x0000_s1030" style="width:498.6pt;height:.05pt;visibility:visible;mso-wrap-style:square;mso-left-percent:-10001;mso-top-percent:-10001;mso-position-horizontal:absolute;mso-position-horizontal-relative:char;mso-position-vertical:absolute;mso-position-vertical-relative:line;mso-left-percent:-10001;mso-top-percent:-10001;v-text-anchor:top" o:gfxdata="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" filled="f">
-                  <o:lock v:ext="edit" rotation="t" aspectratio="t" verticies="t" text="t" shapetype="t"/>
+              <w:pict w14:anchorId="04977230">
+                <v:rect id="Horizontal Line 4" o:spid="_x0000_s1030" alt="" style="width:498.6pt;height:.05pt;visibility:visible;mso-wrap-style:square;mso-width-percent:0;mso-height-percent:0;mso-left-percent:-10001;mso-top-percent:-10001;mso-position-horizontal:absolute;mso-position-horizontal-relative:char;mso-position-vertical:absolute;mso-position-vertical-relative:line;mso-width-percent:0;mso-height-percent:0;mso-left-percent:-10001;mso-top-percent:-10001;v-text-anchor:top" filled="f">
+                  <o:lock v:ext="edit" aspectratio="t" verticies="t" text="t" shapetype="t"/>
                   <w10:wrap type="none"/>
                   <w10:anchorlock/>
                 </v:rect>
@@ -21576,14 +21579,9 @@
               </w:rPr>
             </w:pPr>
             <w:r>
-              <w:rPr>
-                <w:noProof/>
-              </w:rPr>
-            </w:r>
-            <w:r>
-              <w:pict w14:anchorId="4F9B0BB9">
-                <v:rect id="Horizontal Line 5" o:spid="_x0000_s1029" style="width:498.6pt;height:.05pt;visibility:visible;mso-wrap-style:square;mso-left-percent:-10001;mso-top-percent:-10001;mso-position-horizontal:absolute;mso-position-horizontal-relative:char;mso-position-vertical:absolute;mso-position-vertical-relative:line;mso-left-percent:-10001;mso-top-percent:-10001;v-text-anchor:top" o:gfxdata="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" filled="f">
-                  <o:lock v:ext="edit" rotation="t" aspectratio="t" verticies="t" text="t" shapetype="t"/>
+              <w:pict w14:anchorId="34C754C6">
+                <v:rect id="Horizontal Line 5" o:spid="_x0000_s1029" alt="" style="width:498.6pt;height:.05pt;visibility:visible;mso-wrap-style:square;mso-width-percent:0;mso-height-percent:0;mso-left-percent:-10001;mso-top-percent:-10001;mso-position-horizontal:absolute;mso-position-horizontal-relative:char;mso-position-vertical:absolute;mso-position-vertical-relative:line;mso-width-percent:0;mso-height-percent:0;mso-left-percent:-10001;mso-top-percent:-10001;v-text-anchor:top" filled="f">
+                  <o:lock v:ext="edit" aspectratio="t" verticies="t" text="t" shapetype="t"/>
                   <w10:wrap type="none"/>
                   <w10:anchorlock/>
                 </v:rect>
@@ -21637,14 +21635,9 @@
               </w:rPr>
             </w:pPr>
             <w:r>
-              <w:rPr>
-                <w:noProof/>
-              </w:rPr>
-            </w:r>
-            <w:r>
-              <w:pict w14:anchorId="2A3855C9">
-                <v:rect id="Horizontal Line 6" o:spid="_x0000_s1028" style="width:498.6pt;height:.05pt;visibility:visible;mso-wrap-style:square;mso-left-percent:-10001;mso-top-percent:-10001;mso-position-horizontal:absolute;mso-position-horizontal-relative:char;mso-position-vertical:absolute;mso-position-vertical-relative:line;mso-left-percent:-10001;mso-top-percent:-10001;v-text-anchor:top" o:gfxdata="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" filled="f">
-                  <o:lock v:ext="edit" rotation="t" aspectratio="t" verticies="t" text="t" shapetype="t"/>
+              <w:pict w14:anchorId="384D2DD1">
+                <v:rect id="Horizontal Line 6" o:spid="_x0000_s1028" alt="" style="width:498.6pt;height:.05pt;visibility:visible;mso-wrap-style:square;mso-width-percent:0;mso-height-percent:0;mso-left-percent:-10001;mso-top-percent:-10001;mso-position-horizontal:absolute;mso-position-horizontal-relative:char;mso-position-vertical:absolute;mso-position-vertical-relative:line;mso-width-percent:0;mso-height-percent:0;mso-left-percent:-10001;mso-top-percent:-10001;v-text-anchor:top" filled="f">
+                  <o:lock v:ext="edit" aspectratio="t" verticies="t" text="t" shapetype="t"/>
                   <w10:wrap type="none"/>
                   <w10:anchorlock/>
                 </v:rect>
@@ -21698,14 +21691,9 @@
               </w:rPr>
             </w:pPr>
             <w:r>
-              <w:rPr>
-                <w:noProof/>
-              </w:rPr>
-            </w:r>
-            <w:r>
-              <w:pict w14:anchorId="2D6DB7DA">
-                <v:rect id="Horizontal Line 7" o:spid="_x0000_s1027" style="width:498.6pt;height:.05pt;visibility:visible;mso-wrap-style:square;mso-left-percent:-10001;mso-top-percent:-10001;mso-position-horizontal:absolute;mso-position-horizontal-relative:char;mso-position-vertical:absolute;mso-position-vertical-relative:line;mso-left-percent:-10001;mso-top-percent:-10001;v-text-anchor:top" o:gfxdata="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" filled="f">
-                  <o:lock v:ext="edit" rotation="t" aspectratio="t" verticies="t" text="t" shapetype="t"/>
+              <w:pict w14:anchorId="2300AF5E">
+                <v:rect id="Horizontal Line 7" o:spid="_x0000_s1027" alt="" style="width:498.6pt;height:.05pt;visibility:visible;mso-wrap-style:square;mso-width-percent:0;mso-height-percent:0;mso-left-percent:-10001;mso-top-percent:-10001;mso-position-horizontal:absolute;mso-position-horizontal-relative:char;mso-position-vertical:absolute;mso-position-vertical-relative:line;mso-width-percent:0;mso-height-percent:0;mso-left-percent:-10001;mso-top-percent:-10001;v-text-anchor:top" filled="f">
+                  <o:lock v:ext="edit" aspectratio="t" verticies="t" text="t" shapetype="t"/>
                   <w10:wrap type="none"/>
                   <w10:anchorlock/>
                 </v:rect>
@@ -21759,9 +21747,9 @@
               </w:rPr>
             </w:pPr>
             <w:r>
-              <w:pict w14:anchorId="2207DFE5">
+              <w:pict w14:anchorId="106D24D5">
                 <v:rect id="Horizontal Line 13" o:spid="_x0000_s1026" alt="" style="width:498.6pt;height:.1pt;visibility:visible;mso-wrap-style:square;mso-width-percent:0;mso-height-percent:0;mso-left-percent:-10001;mso-top-percent:-10001;mso-position-horizontal:absolute;mso-position-horizontal-relative:char;mso-position-vertical:absolute;mso-position-vertical-relative:line;mso-width-percent:0;mso-height-percent:0;mso-left-percent:-10001;mso-top-percent:-10001;v-text-anchor:top" filled="f">
-                  <o:lock v:ext="edit" rotation="t" aspectratio="t" verticies="t" text="t" shapetype="t"/>
+                  <o:lock v:ext="edit" aspectratio="t" verticies="t" text="t" shapetype="t"/>
                   <w10:wrap type="none"/>
                   <w10:anchorlock/>
                 </v:rect>
@@ -22192,9 +22180,9 @@
               </wp:anchor>
             </w:drawing>
           </mc:Choice>
-          <mc:Fallback xmlns:w16cei="http://schemas.microsoft.com/office/word/2026/wordml/cei">
+          <mc:Fallback>
             <w:pict>
-              <v:roundrect w14:anchorId="69EFEBEC" id="_x0000_s1027" style="position:absolute;left:0;text-align:left;margin-left:.2pt;margin-top:9.3pt;width:503.65pt;height:42.8pt;z-index:251658240;visibility:visible;mso-wrap-style:square;mso-width-percent:0;mso-wrap-distance-left:9pt;mso-wrap-distance-top:0;mso-wrap-distance-right:9pt;mso-wrap-distance-bottom:0;mso-position-horizontal:absolute;mso-position-horizontal-relative:text;mso-position-vertical:absolute;mso-position-vertical-relative:text;mso-width-percent:0;mso-width-relative:margin;v-text-anchor:middle" arcsize="10923f" o:gfxdata="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" fillcolor="#9bbb59 [3206]" strokecolor="white [3201]" strokeweight="3pt">
+              <v:roundrect w14:anchorId="69EFEBEC" id="_x0000_s1027" style="position:absolute;left:0;text-align:left;margin-left:.2pt;margin-top:9.3pt;width:503.65pt;height:42.8pt;z-index:251658240;visibility:visible;mso-wrap-style:square;mso-width-percent:0;mso-wrap-distance-left:9pt;mso-wrap-distance-top:0;mso-wrap-distance-right:9pt;mso-wrap-distance-bottom:0;mso-position-horizontal:absolute;mso-position-horizontal-relative:text;mso-position-vertical:absolute;mso-position-vertical-relative:text;mso-width-percent:0;mso-width-relative:margin;v-text-anchor:middle" arcsize="10923f" o:gfxdata="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" fillcolor="#9bbb59 [3206]" strokecolor="white [3201]" strokeweight="3pt">
                 <v:shadow on="t" color="black" opacity="24903f" origin=",.5" offset="0,.55556mm"/>
                 <v:textbox>
                   <w:txbxContent>
@@ -22360,7 +22348,7 @@
           <w:szCs w:val="20"/>
         </w:rPr>
         <w:drawing>
-          <wp:anchor distT="0" distB="0" distL="114300" distR="114300" simplePos="0" relativeHeight="251662336" behindDoc="0" locked="0" layoutInCell="1" allowOverlap="1" wp14:anchorId="7F63B2B3" wp14:editId="34400D7E">
+          <wp:anchor distT="0" distB="0" distL="114300" distR="114300" simplePos="0" relativeHeight="251662336" behindDoc="0" locked="0" layoutInCell="1" allowOverlap="1" wp14:anchorId="7F63B2B3" wp14:editId="4D3231C6">
             <wp:simplePos x="0" y="0"/>
             <wp:positionH relativeFrom="margin">
               <wp:align>left</wp:align>
@@ -22692,17 +22680,16 @@
       </w:pPr>
       <w:r>
         <w:rPr>
-          <w:noProof/>
           <w:color w:val="948A54"/>
           <w:sz w:val="20"/>
           <w:szCs w:val="20"/>
         </w:rPr>
         <w:lastRenderedPageBreak/>
         <w:drawing>
-          <wp:inline distT="0" distB="0" distL="0" distR="0" wp14:anchorId="1A1F5149" wp14:editId="10A1C4AD">
-            <wp:extent cx="6513166" cy="3848986"/>
-            <wp:effectExtent l="0" t="0" r="2540" b="0"/>
-            <wp:docPr id="276795301" name="Imagen 1"/>
+          <wp:inline distT="0" distB="0" distL="0" distR="0" wp14:anchorId="6D303D88" wp14:editId="3674CE94">
+            <wp:extent cx="6332220" cy="3876040"/>
+            <wp:effectExtent l="0" t="0" r="5080" b="0"/>
+            <wp:docPr id="667326430" name="Imagen 1"/>
             <wp:cNvGraphicFramePr>
               <a:graphicFrameLocks xmlns:a="http://schemas.openxmlformats.org/drawingml/2006/main" noChangeAspect="1"/>
             </wp:cNvGraphicFramePr>
@@ -22710,7 +22697,7 @@
               <a:graphicData uri="http://schemas.openxmlformats.org/drawingml/2006/picture">
                 <pic:pic xmlns:pic="http://schemas.openxmlformats.org/drawingml/2006/picture">
                   <pic:nvPicPr>
-                    <pic:cNvPr id="276795301" name=""/>
+                    <pic:cNvPr id="667326430" name=""/>
                     <pic:cNvPicPr/>
                   </pic:nvPicPr>
                   <pic:blipFill>
@@ -22722,7 +22709,7 @@
                   <pic:spPr>
                     <a:xfrm>
                       <a:off x="0" y="0"/>
-                      <a:ext cx="6518805" cy="3852318"/>
+                      <a:ext cx="6332220" cy="3876040"/>
                     </a:xfrm>
                     <a:prstGeom prst="rect">
                       <a:avLst/>
@@ -24974,7 +24961,16 @@
                 <w:sz w:val="20"/>
                 <w:szCs w:val="20"/>
               </w:rPr>
-              <w:t>Maria Fernanda Morales Angulo</w:t>
+              <w:t>María</w:t>
+            </w:r>
+            <w:r>
+              <w:rPr>
+                <w:b w:val="0"/>
+                <w:bCs/>
+                <w:sz w:val="20"/>
+                <w:szCs w:val="20"/>
+              </w:rPr>
+              <w:t xml:space="preserve"> Fernanda Morales Angulo</w:t>
             </w:r>
           </w:p>
         </w:tc>
@@ -28692,39 +28688,7 @@
           <w:sz w:val="20"/>
           <w:szCs w:val="20"/>
         </w:rPr>
-        <w:t xml:space="preserve">El componente formativo </w:t>
-      </w:r>
-      <w:r>
-        <w:rPr>
-          <w:b/>
-          <w:bCs/>
-          <w:sz w:val="20"/>
-          <w:szCs w:val="20"/>
-        </w:rPr>
-        <w:t>Exhibición digital de productos,</w:t>
-      </w:r>
-      <w:r>
-        <w:rPr>
-          <w:sz w:val="20"/>
-          <w:szCs w:val="20"/>
-        </w:rPr>
-        <w:t xml:space="preserve"> ofrece al aprendiz una visión aplicada sobre los elementos que intervienen en la construcción de la exhibición de productos dentro del comercio electrónico. A partir del estudio de productos, canales, </w:t>
-      </w:r>
-      <w:r>
-        <w:rPr>
-          <w:i/>
-          <w:iCs/>
-          <w:sz w:val="20"/>
-          <w:szCs w:val="20"/>
-        </w:rPr>
-        <w:t>visual marketing</w:t>
-      </w:r>
-      <w:r>
-        <w:rPr>
-          <w:sz w:val="20"/>
-          <w:szCs w:val="20"/>
-        </w:rPr>
-        <w:t>, contenidos audiovisuales, publicidad digital y marco legal, el componente permite comprender que la presentación de la oferta no depende de decisiones aisladas, sino de la articulación entre recursos visuales, información comercial y condiciones propias del entorno digital.</w:t>
+        <w:t xml:space="preserve">El componente formativo Exhibición digital de productos aborda los elementos que intervienen en la presentación y comercialización de productos en entornos electrónicos. Integra aspectos relacionados con productos, canales digitales, visual marketing, contenidos audiovisuales, publicidad digital, marco legal, políticas comerciales y estrategias de exhibición. </w:t>
       </w:r>
     </w:p>
     <w:p/>
@@ -28734,10 +28698,9 @@
           <w:sz w:val="20"/>
           <w:szCs w:val="20"/>
         </w:rPr>
-        <w:t>De manera complementaria, el componente profundiza en la exhibición digital, las políticas comerciales y la propuesta de exhibición como ejes que conectan la visibilidad del producto con la experiencia de compra. Esta integración fortalece la capacidad del aprendiz para reconocer requerimientos de presentación, organizar soluciones de exhibición y estructurar propuestas coherentes con el canal de venta, favoreciendo decisiones más consistentes en la gestión visual y comercial de productos en entornos electrónicos.</w:t>
-      </w:r>
-    </w:p>
-    <w:p/>
+        <w:t>Estos contenidos permiten al aprendiz comprender la relación entre los recursos visuales, la información comercial y las características del canal de venta, así como reconocer requerimientos de presentación y estructurar propuestas de exhibición coherentes que contribuyan a fortalecer la experiencia de compra y la gestión comercial en el comercio electrónico.</w:t>
+      </w:r>
+    </w:p>
   </w:comment>
 </w:comments>
 </file>
@@ -30679,40 +30642,40 @@
       </w:pPr>
     </w:lvl>
   </w:abstractNum>
-  <w:num w:numId="1" w16cid:durableId="1546067657">
+  <w:num w:numId="1" w16cid:durableId="1994942635">
     <w:abstractNumId w:val="11"/>
   </w:num>
-  <w:num w:numId="2" w16cid:durableId="1880587414">
+  <w:num w:numId="2" w16cid:durableId="2021665286">
     <w:abstractNumId w:val="3"/>
   </w:num>
-  <w:num w:numId="3" w16cid:durableId="1029453668">
+  <w:num w:numId="3" w16cid:durableId="184906089">
     <w:abstractNumId w:val="6"/>
   </w:num>
-  <w:num w:numId="4" w16cid:durableId="613287694">
+  <w:num w:numId="4" w16cid:durableId="1099569087">
     <w:abstractNumId w:val="8"/>
   </w:num>
-  <w:num w:numId="5" w16cid:durableId="1554610368">
+  <w:num w:numId="5" w16cid:durableId="245967609">
     <w:abstractNumId w:val="5"/>
   </w:num>
-  <w:num w:numId="6" w16cid:durableId="2053457623">
+  <w:num w:numId="6" w16cid:durableId="450058104">
     <w:abstractNumId w:val="10"/>
   </w:num>
-  <w:num w:numId="7" w16cid:durableId="872620587">
+  <w:num w:numId="7" w16cid:durableId="665286917">
     <w:abstractNumId w:val="7"/>
   </w:num>
-  <w:num w:numId="8" w16cid:durableId="475486580">
+  <w:num w:numId="8" w16cid:durableId="963577825">
     <w:abstractNumId w:val="4"/>
   </w:num>
-  <w:num w:numId="9" w16cid:durableId="424152542">
+  <w:num w:numId="9" w16cid:durableId="1499730653">
     <w:abstractNumId w:val="1"/>
   </w:num>
-  <w:num w:numId="10" w16cid:durableId="863597614">
+  <w:num w:numId="10" w16cid:durableId="572935040">
     <w:abstractNumId w:val="9"/>
   </w:num>
-  <w:num w:numId="11" w16cid:durableId="1191262194">
+  <w:num w:numId="11" w16cid:durableId="1324892896">
     <w:abstractNumId w:val="2"/>
   </w:num>
-  <w:num w:numId="12" w16cid:durableId="1560359806">
+  <w:num w:numId="12" w16cid:durableId="940916060">
     <w:abstractNumId w:val="0"/>
   </w:num>
   <w:numIdMacAtCleanup w:val="12"/>
@@ -38661,25 +38624,16 @@
 </file>
 
 <file path=customXml/item2.xml><?xml version="1.0" encoding="utf-8"?>
-<?mso-contentType ?>
-<FormTemplates xmlns="http://schemas.microsoft.com/sharepoint/v3/contenttype/forms">
-  <Display>DocumentLibraryForm</Display>
-  <Edit>DocumentLibraryForm</Edit>
-  <New>DocumentLibraryForm</New>
-</FormTemplates>
+<b:Sources xmlns:b="http://schemas.openxmlformats.org/officeDocument/2006/bibliography" xmlns="http://schemas.openxmlformats.org/officeDocument/2006/bibliography" SelectedStyle="\APASixthEditionOfficeOnline.xsl" StyleName="APA" Version="6"/>
 </file>
 
 <file path=customXml/item3.xml><?xml version="1.0" encoding="utf-8"?>
-<b:Sources xmlns:b="http://schemas.openxmlformats.org/officeDocument/2006/bibliography" xmlns="http://schemas.openxmlformats.org/officeDocument/2006/bibliography" SelectedStyle="\APASixthEditionOfficeOnline.xsl" StyleName="APA" Version="6"/>
-</file>
-
-<file path=customXml/item4.xml><?xml version="1.0" encoding="utf-8"?>
 <go:gDocsCustomXmlDataStorage xmlns:go="http://customooxmlschemas.google.com/" xmlns:r="http://schemas.openxmlformats.org/officeDocument/2006/relationships">
   <go:docsCustomData xmlns:go="http://customooxmlschemas.google.com/" roundtripDataSignature="AMtx7mgVwfTnThMJ3osM2v0+q+LoagmeAQ==">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</go:docsCustomData>
 </go:gDocsCustomXmlDataStorage>
 </file>
 
-<file path=customXml/item5.xml><?xml version="1.0" encoding="utf-8"?>
+<file path=customXml/item4.xml><?xml version="1.0" encoding="utf-8"?>
 <p:properties xmlns:p="http://schemas.microsoft.com/office/2006/metadata/properties" xmlns:xsi="http://www.w3.org/2001/XMLSchema-instance" xmlns:pc="http://schemas.microsoft.com/office/infopath/2007/PartnerControls">
   <documentManagement>
     <TaxCatchAll xmlns="67a0edcd-0de5-43ed-8c27-e32f38a00c91" xsi:nil="true"/>
@@ -38688,6 +38642,15 @@
     </lcf76f155ced4ddcb4097134ff3c332f>
   </documentManagement>
 </p:properties>
+</file>
+
+<file path=customXml/item5.xml><?xml version="1.0" encoding="utf-8"?>
+<?mso-contentType ?>
+<FormTemplates xmlns="http://schemas.microsoft.com/sharepoint/v3/contenttype/forms">
+  <Display>DocumentLibraryForm</Display>
+  <Edit>DocumentLibraryForm</Edit>
+  <New>DocumentLibraryForm</New>
+</FormTemplates>
 </file>
 
 <file path=customXml/itemProps1.xml><?xml version="1.0" encoding="utf-8"?>
@@ -38710,14 +38673,6 @@
 </file>
 
 <file path=customXml/itemProps2.xml><?xml version="1.0" encoding="utf-8"?>
-<ds:datastoreItem xmlns:ds="http://schemas.openxmlformats.org/officeDocument/2006/customXml" ds:itemID="{7E446165-1B4B-4805-A1B6-93D4094688E3}">
-  <ds:schemaRefs>
-    <ds:schemaRef ds:uri="http://schemas.microsoft.com/sharepoint/v3/contenttype/forms"/>
-  </ds:schemaRefs>
-</ds:datastoreItem>
-</file>
-
-<file path=customXml/itemProps3.xml><?xml version="1.0" encoding="utf-8"?>
 <ds:datastoreItem xmlns:ds="http://schemas.openxmlformats.org/officeDocument/2006/customXml" ds:itemID="{C89CCF24-26B8-4CD2-A8D8-0B590468495C}">
   <ds:schemaRefs>
     <ds:schemaRef ds:uri="http://schemas.openxmlformats.org/officeDocument/2006/bibliography"/>
@@ -38725,7 +38680,7 @@
 </ds:datastoreItem>
 </file>
 
-<file path=customXml/itemProps4.xml><?xml version="1.0" encoding="utf-8"?>
+<file path=customXml/itemProps3.xml><?xml version="1.0" encoding="utf-8"?>
 <ds:datastoreItem xmlns:ds="http://schemas.openxmlformats.org/officeDocument/2006/customXml" ds:itemID="{11111111-1234-1234-1234-123412341234}">
   <ds:schemaRefs>
     <ds:schemaRef ds:uri="http://customooxmlschemas.google.com/"/>
@@ -38734,7 +38689,7 @@
 </ds:datastoreItem>
 </file>
 
-<file path=customXml/itemProps5.xml><?xml version="1.0" encoding="utf-8"?>
+<file path=customXml/itemProps4.xml><?xml version="1.0" encoding="utf-8"?>
 <ds:datastoreItem xmlns:ds="http://schemas.openxmlformats.org/officeDocument/2006/customXml" ds:itemID="{F37F9110-465B-45DF-8B3C-CE0F643F750C}">
   <ds:schemaRefs>
     <ds:schemaRef ds:uri="http://schemas.microsoft.com/office/2006/metadata/properties"/>
@@ -38743,4 +38698,12 @@
     <ds:schemaRef ds:uri="42760c81-fd8e-4d59-8953-7cdb9f38b14f"/>
   </ds:schemaRefs>
 </ds:datastoreItem>
+</file>
+
+<file path=customXml/itemProps5.xml><?xml version="1.0" encoding="utf-8"?>
+<ds:datastoreItem xmlns:ds="http://schemas.openxmlformats.org/officeDocument/2006/customXml" ds:itemID="{7E446165-1B4B-4805-A1B6-93D4094688E3}">
+  <ds:schemaRefs>
+    <ds:schemaRef ds:uri="http://schemas.microsoft.com/sharepoint/v3/contenttype/forms"/>
+  </ds:schemaRefs>
+</ds:datastoreItem>
 </file>